--- a/out-put/job_reserch_axis.docx
+++ b/out-put/job_reserch_axis.docx
@@ -4,8 +4,162 @@
   <w:body>
     <w:p>
       <w:pPr>
+        <w:pBdr>
+          <w:top w:color="e1e4e8" w:space="0" w:sz="0" w:val="none"/>
+          <w:left w:color="e1e4e8" w:space="0" w:sz="0" w:val="none"/>
+          <w:bottom w:color="e1e4e8" w:space="0" w:sz="0" w:val="none"/>
+          <w:right w:color="e1e4e8" w:space="0" w:sz="0" w:val="none"/>
+          <w:between w:color="e1e4e8" w:space="0" w:sz="0" w:val="none"/>
+        </w:pBdr>
+        <w:spacing w:line="324.00000000000006" w:lineRule="auto"/>
+        <w:rPr>
+          <w:color w:val="e1e4e8"/>
+          <w:sz w:val="20"/>
+          <w:szCs w:val="20"/>
+          <w:shd w:fill="2f363d" w:val="clear"/>
+        </w:rPr>
+      </w:pPr>
+      <w:r>
+        <w:rPr>
+          <w:rFonts w:ascii="Arial Unicode MS" w:cs="Arial Unicode MS" w:eastAsia="Arial Unicode MS" w:hAnsi="Arial Unicode MS"/>
+          <w:sz w:val="20"/>
+          <w:szCs w:val="20"/>
+          <w:rtl w:val="0"/>
+        </w:rPr>
+        <w:t xml:space="preserve">以下のテンプレートに就職活動の軸を記入してください</w:t>
+      </w:r>
+      <w:r>
+        <w:rPr>
+          <w:rtl w:val="0"/>
+        </w:rPr>
+      </w:r>
+    </w:p>
+    <w:p>
+      <w:pPr>
+        <w:pBdr>
+          <w:top w:color="e1e4e8" w:space="0" w:sz="0" w:val="none"/>
+          <w:left w:color="e1e4e8" w:space="0" w:sz="0" w:val="none"/>
+          <w:bottom w:color="e1e4e8" w:space="0" w:sz="0" w:val="none"/>
+          <w:right w:color="e1e4e8" w:space="0" w:sz="0" w:val="none"/>
+          <w:between w:color="e1e4e8" w:space="0" w:sz="0" w:val="none"/>
+        </w:pBdr>
+        <w:spacing w:line="324.00000000000006" w:lineRule="auto"/>
+        <w:rPr>
+          <w:sz w:val="20"/>
+          <w:szCs w:val="20"/>
+        </w:rPr>
+      </w:pPr>
+      <w:r>
+        <w:rPr>
+          <w:color w:val="e1e4e8"/>
+          <w:sz w:val="20"/>
+          <w:szCs w:val="20"/>
+          <w:shd w:fill="2f363d" w:val="clear"/>
+          <w:rtl w:val="0"/>
+        </w:rPr>
+        <w:t xml:space="preserve">&lt;!-- AXIS-START --&gt;</w:t>
+      </w:r>
+      <w:r>
+        <w:rPr>
+          <w:rtl w:val="0"/>
+        </w:rPr>
+      </w:r>
+    </w:p>
+    <w:p>
+      <w:pPr>
+        <w:pBdr>
+          <w:top w:color="e1e4e8" w:space="0" w:sz="0" w:val="none"/>
+          <w:left w:color="e1e4e8" w:space="0" w:sz="0" w:val="none"/>
+          <w:bottom w:color="e1e4e8" w:space="0" w:sz="0" w:val="none"/>
+          <w:right w:color="e1e4e8" w:space="0" w:sz="0" w:val="none"/>
+          <w:between w:color="e1e4e8" w:space="0" w:sz="0" w:val="none"/>
+        </w:pBdr>
+        <w:spacing w:line="324.00000000000006" w:lineRule="auto"/>
+        <w:rPr>
+          <w:sz w:val="20"/>
+          <w:szCs w:val="20"/>
+        </w:rPr>
+      </w:pPr>
+      <w:r>
+        <w:rPr>
+          <w:rFonts w:ascii="Arial Unicode MS" w:cs="Arial Unicode MS" w:eastAsia="Arial Unicode MS" w:hAnsi="Arial Unicode MS"/>
+          <w:sz w:val="20"/>
+          <w:szCs w:val="20"/>
+          <w:rtl w:val="0"/>
+        </w:rPr>
+        <w:t xml:space="preserve">roles: ["ソフトウェアエンジニア"]</w:t>
+      </w:r>
+    </w:p>
+    <w:p>
+      <w:pPr>
+        <w:pBdr>
+          <w:top w:color="e1e4e8" w:space="0" w:sz="0" w:val="none"/>
+          <w:left w:color="e1e4e8" w:space="0" w:sz="0" w:val="none"/>
+          <w:bottom w:color="e1e4e8" w:space="0" w:sz="0" w:val="none"/>
+          <w:right w:color="e1e4e8" w:space="0" w:sz="0" w:val="none"/>
+          <w:between w:color="e1e4e8" w:space="0" w:sz="0" w:val="none"/>
+        </w:pBdr>
+        <w:spacing w:line="324.00000000000006" w:lineRule="auto"/>
+        <w:rPr>
+          <w:sz w:val="20"/>
+          <w:szCs w:val="20"/>
+        </w:rPr>
+      </w:pPr>
+      <w:r>
+        <w:rPr>
+          <w:sz w:val="20"/>
+          <w:szCs w:val="20"/>
+          <w:rtl w:val="0"/>
+        </w:rPr>
+        <w:t xml:space="preserve">industries: ["Fintech","B2B SaaS"]</w:t>
+      </w:r>
+    </w:p>
+    <w:p>
+      <w:pPr>
+        <w:pBdr>
+          <w:top w:color="e1e4e8" w:space="0" w:sz="0" w:val="none"/>
+          <w:left w:color="e1e4e8" w:space="0" w:sz="0" w:val="none"/>
+          <w:bottom w:color="e1e4e8" w:space="0" w:sz="0" w:val="none"/>
+          <w:right w:color="e1e4e8" w:space="0" w:sz="0" w:val="none"/>
+          <w:between w:color="e1e4e8" w:space="0" w:sz="0" w:val="none"/>
+        </w:pBdr>
+        <w:spacing w:line="324.00000000000006" w:lineRule="auto"/>
+        <w:rPr>
+          <w:sz w:val="20"/>
+          <w:szCs w:val="20"/>
+        </w:rPr>
+      </w:pPr>
+      <w:r>
+        <w:rPr>
+          <w:sz w:val="20"/>
+          <w:szCs w:val="20"/>
+          <w:rtl w:val="0"/>
+        </w:rPr>
+        <w:t xml:space="preserve">keywords: ["TypeScript","LLM","Mastra"]</w:t>
+      </w:r>
+    </w:p>
+    <w:p>
+      <w:pPr>
+        <w:pBdr>
+          <w:top w:color="e1e4e8" w:space="0" w:sz="0" w:val="none"/>
+          <w:left w:color="e1e4e8" w:space="0" w:sz="0" w:val="none"/>
+          <w:bottom w:color="e1e4e8" w:space="0" w:sz="0" w:val="none"/>
+          <w:right w:color="e1e4e8" w:space="0" w:sz="0" w:val="none"/>
+          <w:between w:color="e1e4e8" w:space="0" w:sz="0" w:val="none"/>
+        </w:pBdr>
+        <w:spacing w:line="324.00000000000006" w:lineRule="auto"/>
         <w:rPr/>
       </w:pPr>
+      <w:r>
+        <w:rPr>
+          <w:color w:val="e1e4e8"/>
+          <w:sz w:val="20"/>
+          <w:szCs w:val="20"/>
+          <w:shd w:fill="2f363d" w:val="clear"/>
+          <w:rtl w:val="0"/>
+        </w:rPr>
+        <w:t xml:space="preserve">&lt;!-- AXIS-END --&gt;</w:t>
+      </w:r>
       <w:r>
         <w:rPr>
           <w:rtl w:val="0"/>
